--- a/In-class activity/in-class  discussion.docx
+++ b/In-class activity/in-class  discussion.docx
@@ -304,6 +304,11 @@
       </w:r>
     </w:p>
     <w:p>
+      <w:pPr>
+        <w:rPr>
+          <w:rFonts w:hint="eastAsia"/>
+        </w:rPr>
+      </w:pPr>
       <w:r>
         <w:t>Build one playable test room that demonstrates</w:t>
       </w:r>
@@ -324,87 +329,171 @@
           <w:rFonts w:hint="eastAsia"/>
         </w:rPr>
         <w:t>.</w:t>
+      </w:r>
+    </w:p>
+    <w:p>
+      <w:pPr>
+        <w:rPr>
+          <w:rFonts w:hint="eastAsia"/>
+        </w:rPr>
+      </w:pPr>
+    </w:p>
+    <w:p>
+      <w:pPr>
+        <w:rPr>
+          <w:rFonts w:hint="eastAsia"/>
+        </w:rPr>
+      </w:pPr>
+    </w:p>
+    <w:p>
+      <w:pPr>
+        <w:rPr>
+          <w:rFonts w:hint="eastAsia"/>
+        </w:rPr>
+      </w:pPr>
+    </w:p>
+    <w:p>
+      <w:pPr>
+        <w:rPr>
+          <w:rFonts w:hint="eastAsia"/>
+        </w:rPr>
+      </w:pPr>
+    </w:p>
+    <w:p>
+      <w:pPr>
+        <w:rPr>
+          <w:rFonts w:hint="eastAsia"/>
+        </w:rPr>
+      </w:pPr>
+    </w:p>
+    <w:p>
+      <w:pPr>
+        <w:rPr>
+          <w:rFonts w:hint="eastAsia"/>
+        </w:rPr>
+      </w:pPr>
+    </w:p>
+    <w:p>
+      <w:pPr>
+        <w:rPr>
+          <w:rFonts w:hint="eastAsia"/>
+        </w:rPr>
+      </w:pPr>
+      <w:r>
+        <w:rPr>
+          <w:b/>
+          <w:bCs/>
+        </w:rPr>
+        <w:lastRenderedPageBreak/>
+        <w:t>Must-have:</w:t>
+      </w:r>
+      <w:r>
+        <w:t xml:space="preserve"> player movement, gravity switching, world switching, two different world layouts, one playable level, goal detection, and basic collisions.</w:t>
+      </w:r>
+    </w:p>
+    <w:p>
+      <w:pPr>
+        <w:rPr>
+          <w:rFonts w:hint="eastAsia"/>
+        </w:rPr>
+      </w:pPr>
+      <w:r>
+        <w:rPr>
+          <w:b/>
+          <w:bCs/>
+        </w:rPr>
+        <w:t>Should-</w:t>
+      </w:r>
+      <w:proofErr w:type="gramStart"/>
+      <w:r>
+        <w:rPr>
+          <w:b/>
+          <w:bCs/>
+        </w:rPr>
+        <w:t>have:</w:t>
+      </w:r>
+      <w:proofErr w:type="gramEnd"/>
+      <w:r>
+        <w:t xml:space="preserve"> hazards and respawn, clear visual differences between the two worlds, simple UI indicators, basic level guidance, and simple camera control.</w:t>
+      </w:r>
+    </w:p>
+    <w:p>
+      <w:pPr>
+        <w:rPr>
+          <w:rFonts w:hint="eastAsia"/>
+        </w:rPr>
+      </w:pPr>
+      <w:r>
+        <w:rPr>
+          <w:b/>
+          <w:bCs/>
+        </w:rPr>
+        <w:t>Could-</w:t>
+      </w:r>
+      <w:proofErr w:type="gramStart"/>
+      <w:r>
+        <w:rPr>
+          <w:b/>
+          <w:bCs/>
+        </w:rPr>
+        <w:t>have:</w:t>
+      </w:r>
+      <w:proofErr w:type="gramEnd"/>
+      <w:r>
+        <w:t xml:space="preserve"> multiple levels, a simple story, sound effects, particle effects, menus, and checkpoints.</w:t>
+      </w:r>
+    </w:p>
+    <w:p>
+      <w:pPr>
+        <w:rPr>
+          <w:rFonts w:hint="eastAsia"/>
+        </w:rPr>
+      </w:pPr>
+      <w:r>
+        <w:rPr>
+          <w:b/>
+          <w:bCs/>
+        </w:rPr>
+        <w:t>Cut-first:</w:t>
+      </w:r>
+      <w:r>
+        <w:t xml:space="preserve"> final art, complex story scenes, advanced enemy AI, online features, too many levels, and advanced camera transitions.</w:t>
       </w:r>
     </w:p>
     <w:p/>
     <w:p/>
     <w:p/>
-    <w:p/>
-    <w:p/>
-    <w:p/>
-    <w:p>
-      <w:r>
-        <w:rPr>
-          <w:b/>
-          <w:bCs/>
-        </w:rPr>
-        <w:lastRenderedPageBreak/>
-        <w:t>Must-have:</w:t>
-      </w:r>
-      <w:r>
-        <w:t xml:space="preserve"> player movement, gravity switching, world switching, two different world layouts, one playable level, goal detection, and basic collisions.</w:t>
-      </w:r>
-    </w:p>
-    <w:p>
-      <w:r>
-        <w:rPr>
-          <w:b/>
-          <w:bCs/>
-        </w:rPr>
-        <w:t>Should-</w:t>
-      </w:r>
-      <w:proofErr w:type="gramStart"/>
-      <w:r>
-        <w:rPr>
-          <w:b/>
-          <w:bCs/>
-        </w:rPr>
-        <w:t>have:</w:t>
-      </w:r>
-      <w:proofErr w:type="gramEnd"/>
-      <w:r>
-        <w:t xml:space="preserve"> hazards and respawn, clear visual differences between the two worlds, simple UI indicators, basic level guidance, and simple camera control.</w:t>
-      </w:r>
-    </w:p>
-    <w:p>
-      <w:r>
-        <w:rPr>
-          <w:b/>
-          <w:bCs/>
-        </w:rPr>
-        <w:t>Could-</w:t>
-      </w:r>
-      <w:proofErr w:type="gramStart"/>
-      <w:r>
-        <w:rPr>
-          <w:b/>
-          <w:bCs/>
-        </w:rPr>
-        <w:t>have:</w:t>
-      </w:r>
-      <w:proofErr w:type="gramEnd"/>
-      <w:r>
-        <w:t xml:space="preserve"> multiple levels, a simple story, sound effects, particle effects, menus, and checkpoints.</w:t>
-      </w:r>
-    </w:p>
-    <w:p>
-      <w:r>
-        <w:rPr>
-          <w:b/>
-          <w:bCs/>
-        </w:rPr>
-        <w:t>Cut-first:</w:t>
-      </w:r>
-      <w:r>
-        <w:t xml:space="preserve"> final art, complex story scenes, advanced enemy AI, online features, too many levels, and advanced camera transitions.</w:t>
-      </w:r>
-    </w:p>
-    <w:p>
-      <w:pPr>
-        <w:rPr>
-          <w:rFonts w:hint="eastAsia"/>
-        </w:rPr>
-      </w:pPr>
+    <w:p>
+      <w:pPr>
+        <w:rPr>
+          <w:b/>
+          <w:bCs/>
+        </w:rPr>
+      </w:pPr>
+      <w:r>
+        <w:rPr>
+          <w:rFonts w:hint="eastAsia"/>
+          <w:b/>
+          <w:bCs/>
+        </w:rPr>
+        <w:t>Peer feedback:</w:t>
+      </w:r>
+    </w:p>
+    <w:p>
+      <w:pPr>
+        <w:rPr>
+          <w:rFonts w:hint="eastAsia"/>
+        </w:rPr>
+      </w:pPr>
+      <w:r>
+        <w:rPr>
+          <w:rFonts w:hint="eastAsia"/>
+        </w:rPr>
+        <w:t>P</w:t>
+      </w:r>
+      <w:r>
+        <w:t>layers may feel confused, so the mechanics should be introduced step by step.</w:t>
+      </w:r>
     </w:p>
     <w:sectPr>
       <w:pgSz w:w="11906" w:h="16838"/>
